--- a/document_templates/CATs/CAT.docx
+++ b/document_templates/CATs/CAT.docx
@@ -10,7 +10,7 @@
           <w:b/>
           <w:sz w:val="24"/>
           <w:szCs w:val="24"/>
-          <w:highlight w:val="green"/>
+          <w:highlight w:val="none"/>
           <w:lang w:eastAsia="fr-FR"/>
         </w:rPr>
       </w:pPr>
@@ -21,6 +21,7 @@
           <w:color w:val="595959"/>
           <w:sz w:val="24"/>
           <w:szCs w:val="24"/>
+          <w:highlight w:val="none"/>
           <w:lang w:eastAsia="fr-FR"/>
         </w:rPr>
         <w:t xml:space="preserve">   </w:t>
@@ -32,6 +33,7 @@
           <w:color w:val="595959"/>
           <w:sz w:val="24"/>
           <w:szCs w:val="24"/>
+          <w:highlight w:val="none"/>
           <w:lang w:eastAsia="fr-FR"/>
         </w:rPr>
         <w:t>FICHE DE MISE A DISPOSITION</w:t>
@@ -56,14 +58,6 @@
         <w:gridCol w:w="4873"/>
       </w:tblGrid>
       <w:tr>
-        <w:tblPrEx>
-          <w:tblCellMar>
-            <w:top w:w="0" w:type="dxa"/>
-            <w:left w:w="108" w:type="dxa"/>
-            <w:bottom w:w="0" w:type="dxa"/>
-            <w:right w:w="108" w:type="dxa"/>
-          </w:tblCellMar>
-        </w:tblPrEx>
         <w:trPr>
           <w:trHeight w:val="90" w:hRule="atLeast"/>
         </w:trPr>
@@ -88,15 +82,16 @@
                 <w:rFonts w:hint="default" w:ascii="Times New Roman" w:hAnsi="Times New Roman" w:cs="Times New Roman"/>
                 <w:sz w:val="24"/>
                 <w:szCs w:val="24"/>
-              </w:rPr>
-            </w:pPr>
-            <w:r>
-              <w:rPr>
-                <w:rFonts w:hint="default" w:ascii="Times New Roman" w:hAnsi="Times New Roman" w:cs="Times New Roman"/>
-                <w:b/>
-                <w:sz w:val="24"/>
-                <w:szCs w:val="24"/>
-                <w:highlight w:val="green"/>
+                <w:highlight w:val="none"/>
+              </w:rPr>
+            </w:pPr>
+            <w:r>
+              <w:rPr>
+                <w:rFonts w:hint="default" w:ascii="Times New Roman" w:hAnsi="Times New Roman" w:cs="Times New Roman"/>
+                <w:b/>
+                <w:sz w:val="24"/>
+                <w:szCs w:val="24"/>
+                <w:highlight w:val="none"/>
                 <w:lang w:eastAsia="fr-FR"/>
               </w:rPr>
               <w:t>Date</w:t>
@@ -124,6 +119,7 @@
                 <w:rFonts w:hint="default" w:ascii="Times New Roman" w:hAnsi="Times New Roman" w:cs="Times New Roman"/>
                 <w:sz w:val="24"/>
                 <w:szCs w:val="24"/>
+                <w:highlight w:val="none"/>
               </w:rPr>
             </w:pPr>
             <w:r>
@@ -133,6 +129,7 @@
                 <w:bCs/>
                 <w:sz w:val="24"/>
                 <w:szCs w:val="24"/>
+                <w:highlight w:val="none"/>
                 <w:lang w:eastAsia="fr-FR"/>
               </w:rPr>
               <w:t>${current_date}</w:t>
@@ -173,15 +170,16 @@
                 <w:rFonts w:hint="default" w:ascii="Times New Roman" w:hAnsi="Times New Roman" w:cs="Times New Roman"/>
                 <w:sz w:val="24"/>
                 <w:szCs w:val="24"/>
-              </w:rPr>
-            </w:pPr>
-            <w:r>
-              <w:rPr>
-                <w:rFonts w:hint="default" w:ascii="Times New Roman" w:hAnsi="Times New Roman" w:cs="Times New Roman"/>
-                <w:b/>
-                <w:sz w:val="24"/>
-                <w:szCs w:val="24"/>
-                <w:highlight w:val="green"/>
+                <w:highlight w:val="none"/>
+              </w:rPr>
+            </w:pPr>
+            <w:r>
+              <w:rPr>
+                <w:rFonts w:hint="default" w:ascii="Times New Roman" w:hAnsi="Times New Roman" w:cs="Times New Roman"/>
+                <w:b/>
+                <w:sz w:val="24"/>
+                <w:szCs w:val="24"/>
+                <w:highlight w:val="none"/>
                 <w:lang w:eastAsia="fr-FR"/>
               </w:rPr>
               <w:t>Client</w:t>
@@ -209,6 +207,7 @@
                 <w:rFonts w:hint="default" w:ascii="Times New Roman" w:hAnsi="Times New Roman" w:cs="Times New Roman"/>
                 <w:sz w:val="24"/>
                 <w:szCs w:val="24"/>
+                <w:highlight w:val="none"/>
               </w:rPr>
             </w:pPr>
             <w:r>
@@ -218,6 +217,7 @@
                 <w:bCs/>
                 <w:sz w:val="24"/>
                 <w:szCs w:val="24"/>
+                <w:highlight w:val="none"/>
                 <w:shd w:val="clear" w:color="auto" w:fill="FFFFFF"/>
               </w:rPr>
               <w:t>${contract.verbal_trial.applicant_full_name}</w:t>
@@ -258,15 +258,16 @@
                 <w:rFonts w:hint="default" w:ascii="Times New Roman" w:hAnsi="Times New Roman" w:cs="Times New Roman"/>
                 <w:sz w:val="24"/>
                 <w:szCs w:val="24"/>
-              </w:rPr>
-            </w:pPr>
-            <w:r>
-              <w:rPr>
-                <w:rFonts w:hint="default" w:ascii="Times New Roman" w:hAnsi="Times New Roman" w:cs="Times New Roman"/>
-                <w:b/>
-                <w:sz w:val="24"/>
-                <w:szCs w:val="24"/>
-                <w:highlight w:val="green"/>
+                <w:highlight w:val="none"/>
+              </w:rPr>
+            </w:pPr>
+            <w:r>
+              <w:rPr>
+                <w:rFonts w:hint="default" w:ascii="Times New Roman" w:hAnsi="Times New Roman" w:cs="Times New Roman"/>
+                <w:b/>
+                <w:sz w:val="24"/>
+                <w:szCs w:val="24"/>
+                <w:highlight w:val="none"/>
                 <w:lang w:eastAsia="fr-FR"/>
               </w:rPr>
               <w:t>Numéro de compte</w:t>
@@ -294,6 +295,7 @@
                 <w:rFonts w:hint="default" w:ascii="Times New Roman" w:hAnsi="Times New Roman" w:cs="Times New Roman"/>
                 <w:sz w:val="24"/>
                 <w:szCs w:val="24"/>
+                <w:highlight w:val="none"/>
                 <w:lang w:val="en-US"/>
               </w:rPr>
             </w:pPr>
@@ -304,6 +306,7 @@
                 <w:bCs/>
                 <w:sz w:val="24"/>
                 <w:szCs w:val="24"/>
+                <w:highlight w:val="none"/>
                 <w:lang w:eastAsia="fr-FR"/>
               </w:rPr>
               <w:t>${contract.verbal_trial.account_number</w:t>
@@ -315,12 +318,11 @@
                 <w:bCs/>
                 <w:sz w:val="24"/>
                 <w:szCs w:val="24"/>
+                <w:highlight w:val="none"/>
                 <w:lang w:val="en-US" w:eastAsia="fr-FR"/>
               </w:rPr>
               <w:t>}</w:t>
             </w:r>
-            <w:bookmarkStart w:id="0" w:name="_GoBack"/>
-            <w:bookmarkEnd w:id="0"/>
           </w:p>
         </w:tc>
       </w:tr>
@@ -357,6 +359,7 @@
                 <w:rFonts w:hint="default" w:ascii="Times New Roman" w:hAnsi="Times New Roman" w:cs="Times New Roman"/>
                 <w:sz w:val="24"/>
                 <w:szCs w:val="24"/>
+                <w:highlight w:val="none"/>
               </w:rPr>
             </w:pPr>
             <w:r>
@@ -366,7 +369,7 @@
                 <w:bCs/>
                 <w:sz w:val="24"/>
                 <w:szCs w:val="24"/>
-                <w:highlight w:val="green"/>
+                <w:highlight w:val="none"/>
                 <w:lang w:eastAsia="fr-FR"/>
               </w:rPr>
               <w:t>Adresse</w:t>
@@ -394,6 +397,7 @@
                 <w:rFonts w:hint="default" w:ascii="Times New Roman" w:hAnsi="Times New Roman" w:cs="Times New Roman"/>
                 <w:sz w:val="24"/>
                 <w:szCs w:val="24"/>
+                <w:highlight w:val="none"/>
               </w:rPr>
             </w:pPr>
             <w:r>
@@ -403,6 +407,7 @@
                 <w:bCs/>
                 <w:sz w:val="24"/>
                 <w:szCs w:val="24"/>
+                <w:highlight w:val="none"/>
                 <w:lang w:eastAsia="fr-FR"/>
               </w:rPr>
               <w:t>${contract.representative_home_address}</w:t>
@@ -443,15 +448,16 @@
                 <w:rFonts w:hint="default" w:ascii="Times New Roman" w:hAnsi="Times New Roman" w:cs="Times New Roman"/>
                 <w:sz w:val="24"/>
                 <w:szCs w:val="24"/>
-              </w:rPr>
-            </w:pPr>
-            <w:r>
-              <w:rPr>
-                <w:rFonts w:hint="default" w:ascii="Times New Roman" w:hAnsi="Times New Roman" w:cs="Times New Roman"/>
-                <w:b/>
-                <w:sz w:val="24"/>
-                <w:szCs w:val="24"/>
-                <w:highlight w:val="green"/>
+                <w:highlight w:val="none"/>
+              </w:rPr>
+            </w:pPr>
+            <w:r>
+              <w:rPr>
+                <w:rFonts w:hint="default" w:ascii="Times New Roman" w:hAnsi="Times New Roman" w:cs="Times New Roman"/>
+                <w:b/>
+                <w:sz w:val="24"/>
+                <w:szCs w:val="24"/>
+                <w:highlight w:val="none"/>
                 <w:lang w:eastAsia="fr-FR"/>
               </w:rPr>
               <w:t>Nature du crédit</w:t>
@@ -479,6 +485,7 @@
                 <w:rFonts w:hint="default" w:ascii="Times New Roman" w:hAnsi="Times New Roman" w:cs="Times New Roman"/>
                 <w:sz w:val="24"/>
                 <w:szCs w:val="24"/>
+                <w:highlight w:val="none"/>
               </w:rPr>
             </w:pPr>
             <w:r>
@@ -488,6 +495,7 @@
                 <w:bCs/>
                 <w:sz w:val="24"/>
                 <w:szCs w:val="24"/>
+                <w:highlight w:val="none"/>
                 <w:lang w:eastAsia="fr-FR"/>
               </w:rPr>
               <w:t>${contract.verbal_trial.type_of_credit.name}</w:t>
@@ -528,15 +536,16 @@
                 <w:rFonts w:hint="default" w:ascii="Times New Roman" w:hAnsi="Times New Roman" w:cs="Times New Roman"/>
                 <w:sz w:val="24"/>
                 <w:szCs w:val="24"/>
-              </w:rPr>
-            </w:pPr>
-            <w:r>
-              <w:rPr>
-                <w:rFonts w:hint="default" w:ascii="Times New Roman" w:hAnsi="Times New Roman" w:cs="Times New Roman"/>
-                <w:b/>
-                <w:sz w:val="24"/>
-                <w:szCs w:val="24"/>
-                <w:highlight w:val="green"/>
+                <w:highlight w:val="none"/>
+              </w:rPr>
+            </w:pPr>
+            <w:r>
+              <w:rPr>
+                <w:rFonts w:hint="default" w:ascii="Times New Roman" w:hAnsi="Times New Roman" w:cs="Times New Roman"/>
+                <w:b/>
+                <w:sz w:val="24"/>
+                <w:szCs w:val="24"/>
+                <w:highlight w:val="none"/>
                 <w:lang w:eastAsia="fr-FR"/>
               </w:rPr>
               <w:t>Type de crédit</w:t>
@@ -564,6 +573,7 @@
                 <w:rFonts w:hint="default" w:ascii="Times New Roman" w:hAnsi="Times New Roman" w:cs="Times New Roman"/>
                 <w:sz w:val="24"/>
                 <w:szCs w:val="24"/>
+                <w:highlight w:val="none"/>
                 <w:lang w:val="en-US"/>
               </w:rPr>
             </w:pPr>
@@ -574,6 +584,7 @@
                 <w:bCs/>
                 <w:sz w:val="24"/>
                 <w:szCs w:val="24"/>
+                <w:highlight w:val="none"/>
                 <w:lang w:val="en-US" w:eastAsia="fr-FR"/>
               </w:rPr>
               <w:t>${credit_type}</w:t>
@@ -593,6 +604,7 @@
           <w:color w:val="595959"/>
           <w:sz w:val="24"/>
           <w:szCs w:val="24"/>
+          <w:highlight w:val="none"/>
           <w:lang w:eastAsia="fr-FR"/>
         </w:rPr>
       </w:pPr>
@@ -601,6 +613,7 @@
           <w:rFonts w:hint="default" w:ascii="Times New Roman" w:hAnsi="Times New Roman" w:cs="Times New Roman"/>
           <w:sz w:val="24"/>
           <w:szCs w:val="24"/>
+          <w:highlight w:val="none"/>
         </w:rPr>
         <mc:AlternateContent>
           <mc:Choice Requires="wps">
@@ -646,29 +659,25 @@
                             <w:pPr>
                               <w:widowControl/>
                               <w:spacing w:before="0" w:after="200" w:line="276" w:lineRule="auto"/>
+                              <w:rPr>
+                                <w:highlight w:val="none"/>
+                              </w:rPr>
                             </w:pPr>
                             <w:r>
                               <w:rPr>
                                 <w:rFonts w:ascii="Times New Roman" w:hAnsi="Times New Roman" w:cs="Times New Roman"/>
                                 <w:sz w:val="28"/>
                                 <w:szCs w:val="28"/>
-                                <w:highlight w:val="yellow"/>
+                                <w:highlight w:val="none"/>
                               </w:rPr>
-                              <w:t>PRET</w:t>
-                            </w:r>
-                            <w:r>
-                              <w:rPr>
-                                <w:rFonts w:ascii="Times New Roman" w:hAnsi="Times New Roman" w:cs="Times New Roman"/>
-                                <w:sz w:val="28"/>
-                                <w:szCs w:val="28"/>
-                              </w:rPr>
-                              <w:t xml:space="preserve"> </w:t>
+                              <w:t xml:space="preserve">PRET </w:t>
                             </w:r>
                             <w:r>
                               <w:rPr>
                                 <w:rFonts w:ascii="Times New Roman" w:hAnsi="Times New Roman" w:cs="Times New Roman"/>
                                 <w:sz w:val="36"/>
                                 <w:szCs w:val="36"/>
+                                <w:highlight w:val="none"/>
                               </w:rPr>
                               <w:t>N°${credit_number}</w:t>
                             </w:r>
@@ -695,29 +704,25 @@
                       <w:pPr>
                         <w:widowControl/>
                         <w:spacing w:before="0" w:after="200" w:line="276" w:lineRule="auto"/>
+                        <w:rPr>
+                          <w:highlight w:val="none"/>
+                        </w:rPr>
                       </w:pPr>
                       <w:r>
                         <w:rPr>
                           <w:rFonts w:ascii="Times New Roman" w:hAnsi="Times New Roman" w:cs="Times New Roman"/>
                           <w:sz w:val="28"/>
                           <w:szCs w:val="28"/>
-                          <w:highlight w:val="yellow"/>
+                          <w:highlight w:val="none"/>
                         </w:rPr>
-                        <w:t>PRET</w:t>
-                      </w:r>
-                      <w:r>
-                        <w:rPr>
-                          <w:rFonts w:ascii="Times New Roman" w:hAnsi="Times New Roman" w:cs="Times New Roman"/>
-                          <w:sz w:val="28"/>
-                          <w:szCs w:val="28"/>
-                        </w:rPr>
-                        <w:t xml:space="preserve"> </w:t>
+                        <w:t xml:space="preserve">PRET </w:t>
                       </w:r>
                       <w:r>
                         <w:rPr>
                           <w:rFonts w:ascii="Times New Roman" w:hAnsi="Times New Roman" w:cs="Times New Roman"/>
                           <w:sz w:val="36"/>
                           <w:szCs w:val="36"/>
+                          <w:highlight w:val="none"/>
                         </w:rPr>
                         <w:t>N°${credit_number}</w:t>
                       </w:r>
@@ -741,6 +746,7 @@
           <w:color w:val="595959"/>
           <w:sz w:val="24"/>
           <w:szCs w:val="24"/>
+          <w:highlight w:val="none"/>
           <w:lang w:eastAsia="fr-FR"/>
         </w:rPr>
       </w:pPr>
@@ -754,14 +760,18 @@
           <w:rFonts w:hint="default" w:ascii="Times New Roman" w:hAnsi="Times New Roman" w:cs="Times New Roman"/>
           <w:sz w:val="24"/>
           <w:szCs w:val="24"/>
+          <w:highlight w:val="none"/>
           <w:lang w:eastAsia="fr-FR"/>
         </w:rPr>
       </w:pPr>
+      <w:bookmarkStart w:id="0" w:name="_GoBack"/>
+      <w:bookmarkEnd w:id="0"/>
       <w:r>
         <w:rPr>
           <w:rFonts w:hint="default" w:ascii="Times New Roman" w:hAnsi="Times New Roman" w:cs="Times New Roman"/>
           <w:sz w:val="24"/>
           <w:szCs w:val="24"/>
+          <w:highlight w:val="none"/>
         </w:rPr>
         <mc:AlternateContent>
           <mc:Choice Requires="wps">
@@ -811,6 +821,7 @@
                                 <w:color w:val="800000"/>
                                 <w:sz w:val="24"/>
                                 <w:szCs w:val="24"/>
+                                <w:highlight w:val="none"/>
                               </w:rPr>
                             </w:pPr>
                             <w:r>
@@ -818,7 +829,7 @@
                                 <w:rFonts w:ascii="Times New Roman" w:hAnsi="Times New Roman" w:cs="Times New Roman"/>
                                 <w:sz w:val="24"/>
                                 <w:szCs w:val="24"/>
-                                <w:highlight w:val="green"/>
+                                <w:highlight w:val="none"/>
                               </w:rPr>
                               <w:t>N° de Comité </w:t>
                             </w:r>
@@ -827,6 +838,7 @@
                                 <w:rFonts w:ascii="Times New Roman" w:hAnsi="Times New Roman" w:cs="Times New Roman"/>
                                 <w:b/>
                                 <w:color w:val="800000"/>
+                                <w:highlight w:val="none"/>
                               </w:rPr>
                               <w:t xml:space="preserve">: </w:t>
                             </w:r>
@@ -837,6 +849,7 @@
                                 <w:color w:val="800000"/>
                                 <w:sz w:val="24"/>
                                 <w:szCs w:val="24"/>
+                                <w:highlight w:val="none"/>
                                 <w:lang w:val="en-US"/>
                               </w:rPr>
                               <w:t>${contract.verbal_trial.committee_id}</w:t>
@@ -848,6 +861,7 @@
                                 <w:color w:val="800000"/>
                                 <w:sz w:val="24"/>
                                 <w:szCs w:val="24"/>
+                                <w:highlight w:val="none"/>
                                 <w:lang w:val="it-IT"/>
                               </w:rPr>
                               <w:t xml:space="preserve">  </w:t>
@@ -859,6 +873,7 @@
                                 <w:color w:val="800000"/>
                                 <w:sz w:val="24"/>
                                 <w:szCs w:val="24"/>
+                                <w:highlight w:val="none"/>
                               </w:rPr>
                               <w:t xml:space="preserve">     </w:t>
                             </w:r>
@@ -869,6 +884,7 @@
                                 <w:color w:val="800000"/>
                                 <w:sz w:val="24"/>
                                 <w:szCs w:val="24"/>
+                                <w:highlight w:val="none"/>
                                 <w:lang w:val="it-IT"/>
                               </w:rPr>
                               <w:t xml:space="preserve">  </w:t>
@@ -880,6 +896,7 @@
                                 <w:color w:val="800000"/>
                                 <w:sz w:val="24"/>
                                 <w:szCs w:val="24"/>
+                                <w:highlight w:val="none"/>
                               </w:rPr>
                               <w:t xml:space="preserve">     </w:t>
                             </w:r>
@@ -893,6 +910,7 @@
                                 <w:color w:val="800000"/>
                                 <w:sz w:val="24"/>
                                 <w:szCs w:val="24"/>
+                                <w:highlight w:val="none"/>
                               </w:rPr>
                             </w:pPr>
                           </w:p>
@@ -922,6 +940,7 @@
                           <w:color w:val="800000"/>
                           <w:sz w:val="24"/>
                           <w:szCs w:val="24"/>
+                          <w:highlight w:val="none"/>
                         </w:rPr>
                       </w:pPr>
                       <w:r>
@@ -929,7 +948,7 @@
                           <w:rFonts w:ascii="Times New Roman" w:hAnsi="Times New Roman" w:cs="Times New Roman"/>
                           <w:sz w:val="24"/>
                           <w:szCs w:val="24"/>
-                          <w:highlight w:val="green"/>
+                          <w:highlight w:val="none"/>
                         </w:rPr>
                         <w:t>N° de Comité </w:t>
                       </w:r>
@@ -938,6 +957,7 @@
                           <w:rFonts w:ascii="Times New Roman" w:hAnsi="Times New Roman" w:cs="Times New Roman"/>
                           <w:b/>
                           <w:color w:val="800000"/>
+                          <w:highlight w:val="none"/>
                         </w:rPr>
                         <w:t xml:space="preserve">: </w:t>
                       </w:r>
@@ -948,6 +968,7 @@
                           <w:color w:val="800000"/>
                           <w:sz w:val="24"/>
                           <w:szCs w:val="24"/>
+                          <w:highlight w:val="none"/>
                           <w:lang w:val="en-US"/>
                         </w:rPr>
                         <w:t>${contract.verbal_trial.committee_id}</w:t>
@@ -959,6 +980,7 @@
                           <w:color w:val="800000"/>
                           <w:sz w:val="24"/>
                           <w:szCs w:val="24"/>
+                          <w:highlight w:val="none"/>
                           <w:lang w:val="it-IT"/>
                         </w:rPr>
                         <w:t xml:space="preserve">  </w:t>
@@ -970,6 +992,7 @@
                           <w:color w:val="800000"/>
                           <w:sz w:val="24"/>
                           <w:szCs w:val="24"/>
+                          <w:highlight w:val="none"/>
                         </w:rPr>
                         <w:t xml:space="preserve">     </w:t>
                       </w:r>
@@ -980,6 +1003,7 @@
                           <w:color w:val="800000"/>
                           <w:sz w:val="24"/>
                           <w:szCs w:val="24"/>
+                          <w:highlight w:val="none"/>
                           <w:lang w:val="it-IT"/>
                         </w:rPr>
                         <w:t xml:space="preserve">  </w:t>
@@ -991,6 +1015,7 @@
                           <w:color w:val="800000"/>
                           <w:sz w:val="24"/>
                           <w:szCs w:val="24"/>
+                          <w:highlight w:val="none"/>
                         </w:rPr>
                         <w:t xml:space="preserve">     </w:t>
                       </w:r>
@@ -1004,6 +1029,7 @@
                           <w:color w:val="800000"/>
                           <w:sz w:val="24"/>
                           <w:szCs w:val="24"/>
+                          <w:highlight w:val="none"/>
                         </w:rPr>
                       </w:pPr>
                     </w:p>
@@ -1024,6 +1050,7 @@
           <w:rFonts w:hint="default" w:ascii="Times New Roman" w:hAnsi="Times New Roman" w:cs="Times New Roman"/>
           <w:sz w:val="24"/>
           <w:szCs w:val="24"/>
+          <w:highlight w:val="none"/>
           <w:lang w:eastAsia="fr-FR"/>
         </w:rPr>
       </w:pPr>
@@ -1038,6 +1065,7 @@
           <w:rFonts w:hint="default" w:ascii="Times New Roman" w:hAnsi="Times New Roman" w:cs="Times New Roman"/>
           <w:sz w:val="24"/>
           <w:szCs w:val="24"/>
+          <w:highlight w:val="none"/>
           <w:lang w:eastAsia="fr-FR"/>
         </w:rPr>
       </w:pPr>
@@ -1052,6 +1080,7 @@
           <w:rFonts w:hint="default" w:ascii="Times New Roman" w:hAnsi="Times New Roman" w:cs="Times New Roman"/>
           <w:sz w:val="24"/>
           <w:szCs w:val="24"/>
+          <w:highlight w:val="none"/>
           <w:lang w:eastAsia="fr-FR"/>
         </w:rPr>
       </w:pPr>
@@ -1108,15 +1137,16 @@
                 <w:rFonts w:hint="default" w:ascii="Times New Roman" w:hAnsi="Times New Roman" w:cs="Times New Roman"/>
                 <w:sz w:val="24"/>
                 <w:szCs w:val="24"/>
-              </w:rPr>
-            </w:pPr>
-            <w:r>
-              <w:rPr>
-                <w:rFonts w:hint="default" w:ascii="Times New Roman" w:hAnsi="Times New Roman" w:cs="Times New Roman"/>
-                <w:b/>
-                <w:sz w:val="24"/>
-                <w:szCs w:val="24"/>
-                <w:highlight w:val="green"/>
+                <w:highlight w:val="none"/>
+              </w:rPr>
+            </w:pPr>
+            <w:r>
+              <w:rPr>
+                <w:rFonts w:hint="default" w:ascii="Times New Roman" w:hAnsi="Times New Roman" w:cs="Times New Roman"/>
+                <w:b/>
+                <w:sz w:val="24"/>
+                <w:szCs w:val="24"/>
+                <w:highlight w:val="none"/>
                 <w:lang w:eastAsia="fr-FR"/>
               </w:rPr>
               <w:t>Montant approuvé</w:t>
@@ -1148,7 +1178,7 @@
                 <w:color w:val="FFC000"/>
                 <w:sz w:val="24"/>
                 <w:szCs w:val="24"/>
-                <w:highlight w:val="yellow"/>
+                <w:highlight w:val="none"/>
                 <w:lang w:eastAsia="fr-FR"/>
               </w:rPr>
             </w:pPr>
@@ -1159,6 +1189,7 @@
                 <w:bCs/>
                 <w:sz w:val="24"/>
                 <w:szCs w:val="24"/>
+                <w:highlight w:val="none"/>
                 <w:lang w:eastAsia="fr-FR"/>
               </w:rPr>
               <w:t>${contract.verbal_trial.amount} FCFA</w:t>
@@ -1199,15 +1230,16 @@
                 <w:rFonts w:hint="default" w:ascii="Times New Roman" w:hAnsi="Times New Roman" w:cs="Times New Roman"/>
                 <w:sz w:val="24"/>
                 <w:szCs w:val="24"/>
-              </w:rPr>
-            </w:pPr>
-            <w:r>
-              <w:rPr>
-                <w:rFonts w:hint="default" w:ascii="Times New Roman" w:hAnsi="Times New Roman" w:cs="Times New Roman"/>
-                <w:b/>
-                <w:sz w:val="24"/>
-                <w:szCs w:val="24"/>
-                <w:highlight w:val="green"/>
+                <w:highlight w:val="none"/>
+              </w:rPr>
+            </w:pPr>
+            <w:r>
+              <w:rPr>
+                <w:rFonts w:hint="default" w:ascii="Times New Roman" w:hAnsi="Times New Roman" w:cs="Times New Roman"/>
+                <w:b/>
+                <w:sz w:val="24"/>
+                <w:szCs w:val="24"/>
+                <w:highlight w:val="none"/>
                 <w:lang w:eastAsia="fr-FR"/>
               </w:rPr>
               <w:t>Motif du crédit</w:t>
@@ -1235,6 +1267,7 @@
                 <w:rFonts w:hint="default" w:ascii="Times New Roman" w:hAnsi="Times New Roman" w:cs="Times New Roman"/>
                 <w:sz w:val="24"/>
                 <w:szCs w:val="24"/>
+                <w:highlight w:val="none"/>
               </w:rPr>
             </w:pPr>
             <w:r>
@@ -1243,6 +1276,7 @@
                 <w:bCs/>
                 <w:sz w:val="24"/>
                 <w:szCs w:val="24"/>
+                <w:highlight w:val="none"/>
                 <w:lang w:eastAsia="fr-FR"/>
               </w:rPr>
               <w:t xml:space="preserve">${contract.verbal_trial.purpose_of_financing} </w:t>
@@ -1270,15 +1304,16 @@
                 <w:rFonts w:hint="default" w:ascii="Times New Roman" w:hAnsi="Times New Roman" w:cs="Times New Roman"/>
                 <w:sz w:val="24"/>
                 <w:szCs w:val="24"/>
-              </w:rPr>
-            </w:pPr>
-            <w:r>
-              <w:rPr>
-                <w:rFonts w:hint="default" w:ascii="Times New Roman" w:hAnsi="Times New Roman" w:cs="Times New Roman"/>
-                <w:b/>
-                <w:sz w:val="24"/>
-                <w:szCs w:val="24"/>
-                <w:highlight w:val="yellow"/>
+                <w:highlight w:val="none"/>
+              </w:rPr>
+            </w:pPr>
+            <w:r>
+              <w:rPr>
+                <w:rFonts w:hint="default" w:ascii="Times New Roman" w:hAnsi="Times New Roman" w:cs="Times New Roman"/>
+                <w:b/>
+                <w:sz w:val="24"/>
+                <w:szCs w:val="24"/>
+                <w:highlight w:val="none"/>
                 <w:lang w:eastAsia="fr-FR"/>
               </w:rPr>
               <w:t>Secteur</w:t>
@@ -1289,6 +1324,7 @@
                 <w:b/>
                 <w:sz w:val="24"/>
                 <w:szCs w:val="24"/>
+                <w:highlight w:val="none"/>
                 <w:lang w:eastAsia="fr-FR"/>
               </w:rPr>
               <w:t xml:space="preserve"> </w:t>
@@ -1316,6 +1352,7 @@
                 <w:rFonts w:hint="default" w:ascii="Times New Roman" w:hAnsi="Times New Roman" w:cs="Times New Roman"/>
                 <w:sz w:val="24"/>
                 <w:szCs w:val="24"/>
+                <w:highlight w:val="none"/>
               </w:rPr>
             </w:pPr>
             <w:r>
@@ -1325,6 +1362,7 @@
                 <w:bCs/>
                 <w:sz w:val="24"/>
                 <w:szCs w:val="24"/>
+                <w:highlight w:val="none"/>
                 <w:lang w:eastAsia="fr-FR"/>
               </w:rPr>
               <w:t>${sector}</w:t>
@@ -1365,6 +1403,7 @@
                 <w:rFonts w:hint="default" w:ascii="Times New Roman" w:hAnsi="Times New Roman" w:cs="Times New Roman"/>
                 <w:sz w:val="24"/>
                 <w:szCs w:val="24"/>
+                <w:highlight w:val="none"/>
               </w:rPr>
             </w:pPr>
             <w:r>
@@ -1373,7 +1412,7 @@
                 <w:b/>
                 <w:sz w:val="24"/>
                 <w:szCs w:val="24"/>
-                <w:highlight w:val="green"/>
+                <w:highlight w:val="none"/>
                 <w:lang w:eastAsia="fr-FR"/>
               </w:rPr>
               <w:t xml:space="preserve"> </w:t>
@@ -1384,7 +1423,7 @@
                 <w:b/>
                 <w:sz w:val="24"/>
                 <w:szCs w:val="24"/>
-                <w:highlight w:val="green"/>
+                <w:highlight w:val="none"/>
                 <w:lang w:eastAsia="fr-FR"/>
               </w:rPr>
               <w:t>Durée</w:t>
@@ -1412,6 +1451,7 @@
                 <w:rFonts w:hint="default" w:ascii="Times New Roman" w:hAnsi="Times New Roman" w:cs="Times New Roman"/>
                 <w:sz w:val="24"/>
                 <w:szCs w:val="24"/>
+                <w:highlight w:val="none"/>
               </w:rPr>
             </w:pPr>
             <w:r>
@@ -1421,6 +1461,7 @@
                 <w:bCs/>
                 <w:sz w:val="24"/>
                 <w:szCs w:val="24"/>
+                <w:highlight w:val="none"/>
                 <w:lang w:eastAsia="fr-FR"/>
               </w:rPr>
               <w:t xml:space="preserve">${contract.verbal_trial.duration} mois </w:t>
@@ -1448,14 +1489,16 @@
                 <w:rFonts w:hint="default" w:ascii="Times New Roman" w:hAnsi="Times New Roman" w:cs="Times New Roman"/>
                 <w:sz w:val="24"/>
                 <w:szCs w:val="24"/>
-              </w:rPr>
-            </w:pPr>
-            <w:r>
-              <w:rPr>
-                <w:rFonts w:hint="default" w:ascii="Times New Roman" w:hAnsi="Times New Roman" w:cs="Times New Roman"/>
-                <w:b/>
-                <w:sz w:val="24"/>
-                <w:szCs w:val="24"/>
+                <w:highlight w:val="none"/>
+              </w:rPr>
+            </w:pPr>
+            <w:r>
+              <w:rPr>
+                <w:rFonts w:hint="default" w:ascii="Times New Roman" w:hAnsi="Times New Roman" w:cs="Times New Roman"/>
+                <w:b/>
+                <w:sz w:val="24"/>
+                <w:szCs w:val="24"/>
+                <w:highlight w:val="none"/>
                 <w:shd w:val="clear" w:color="auto" w:fill="00FF00"/>
                 <w:lang w:eastAsia="fr-FR"/>
               </w:rPr>
@@ -1484,6 +1527,7 @@
                 <w:rFonts w:hint="default" w:ascii="Times New Roman" w:hAnsi="Times New Roman" w:cs="Times New Roman"/>
                 <w:sz w:val="24"/>
                 <w:szCs w:val="24"/>
+                <w:highlight w:val="none"/>
               </w:rPr>
             </w:pPr>
             <w:r>
@@ -1493,6 +1537,7 @@
                 <w:bCs/>
                 <w:sz w:val="24"/>
                 <w:szCs w:val="24"/>
+                <w:highlight w:val="none"/>
                 <w:lang w:eastAsia="fr-FR"/>
               </w:rPr>
               <w:t>${contract.verbal_trial.caf.full_name}</w:t>
@@ -1533,15 +1578,16 @@
                 <w:rFonts w:hint="default" w:ascii="Times New Roman" w:hAnsi="Times New Roman" w:cs="Times New Roman"/>
                 <w:sz w:val="24"/>
                 <w:szCs w:val="24"/>
-              </w:rPr>
-            </w:pPr>
-            <w:r>
-              <w:rPr>
-                <w:rFonts w:hint="default" w:ascii="Times New Roman" w:hAnsi="Times New Roman" w:cs="Times New Roman"/>
-                <w:b/>
-                <w:sz w:val="24"/>
-                <w:szCs w:val="24"/>
-                <w:highlight w:val="yellow"/>
+                <w:highlight w:val="none"/>
+              </w:rPr>
+            </w:pPr>
+            <w:r>
+              <w:rPr>
+                <w:rFonts w:hint="default" w:ascii="Times New Roman" w:hAnsi="Times New Roman" w:cs="Times New Roman"/>
+                <w:b/>
+                <w:sz w:val="24"/>
+                <w:szCs w:val="24"/>
+                <w:highlight w:val="none"/>
                 <w:lang w:eastAsia="fr-FR"/>
               </w:rPr>
               <w:t>Date de la 1</w:t>
@@ -1552,7 +1598,7 @@
                 <w:b/>
                 <w:sz w:val="24"/>
                 <w:szCs w:val="24"/>
-                <w:highlight w:val="yellow"/>
+                <w:highlight w:val="none"/>
                 <w:vertAlign w:val="superscript"/>
                 <w:lang w:eastAsia="fr-FR"/>
               </w:rPr>
@@ -1564,7 +1610,7 @@
                 <w:b/>
                 <w:sz w:val="24"/>
                 <w:szCs w:val="24"/>
-                <w:highlight w:val="yellow"/>
+                <w:highlight w:val="none"/>
                 <w:lang w:eastAsia="fr-FR"/>
               </w:rPr>
               <w:t xml:space="preserve"> échéance</w:t>
@@ -1592,6 +1638,7 @@
                 <w:rFonts w:hint="default" w:ascii="Times New Roman" w:hAnsi="Times New Roman" w:cs="Times New Roman"/>
                 <w:sz w:val="24"/>
                 <w:szCs w:val="24"/>
+                <w:highlight w:val="none"/>
               </w:rPr>
             </w:pPr>
             <w:r>
@@ -1601,6 +1648,7 @@
                 <w:bCs/>
                 <w:sz w:val="24"/>
                 <w:szCs w:val="24"/>
+                <w:highlight w:val="none"/>
                 <w:lang w:eastAsia="fr-FR"/>
               </w:rPr>
               <w:t>${first_deadline}</w:t>
@@ -1628,15 +1676,16 @@
                 <w:rFonts w:hint="default" w:ascii="Times New Roman" w:hAnsi="Times New Roman" w:cs="Times New Roman"/>
                 <w:sz w:val="24"/>
                 <w:szCs w:val="24"/>
-              </w:rPr>
-            </w:pPr>
-            <w:r>
-              <w:rPr>
-                <w:rFonts w:hint="default" w:ascii="Times New Roman" w:hAnsi="Times New Roman" w:cs="Times New Roman"/>
-                <w:b/>
-                <w:sz w:val="24"/>
-                <w:szCs w:val="24"/>
-                <w:highlight w:val="yellow"/>
+                <w:highlight w:val="none"/>
+              </w:rPr>
+            </w:pPr>
+            <w:r>
+              <w:rPr>
+                <w:rFonts w:hint="default" w:ascii="Times New Roman" w:hAnsi="Times New Roman" w:cs="Times New Roman"/>
+                <w:b/>
+                <w:sz w:val="24"/>
+                <w:szCs w:val="24"/>
+                <w:highlight w:val="none"/>
                 <w:lang w:eastAsia="fr-FR"/>
               </w:rPr>
               <w:t>Date de la dernière échéance</w:t>
@@ -1664,6 +1713,7 @@
                 <w:rFonts w:hint="default" w:ascii="Times New Roman" w:hAnsi="Times New Roman" w:cs="Times New Roman"/>
                 <w:sz w:val="24"/>
                 <w:szCs w:val="24"/>
+                <w:highlight w:val="none"/>
               </w:rPr>
             </w:pPr>
             <w:r>
@@ -1673,6 +1723,7 @@
                 <w:bCs/>
                 <w:sz w:val="24"/>
                 <w:szCs w:val="24"/>
+                <w:highlight w:val="none"/>
                 <w:lang w:eastAsia="fr-FR"/>
               </w:rPr>
               <w:t>${last_deadline}</w:t>
@@ -1713,15 +1764,16 @@
                 <w:rFonts w:hint="default" w:ascii="Times New Roman" w:hAnsi="Times New Roman" w:cs="Times New Roman"/>
                 <w:sz w:val="24"/>
                 <w:szCs w:val="24"/>
-              </w:rPr>
-            </w:pPr>
-            <w:r>
-              <w:rPr>
-                <w:rFonts w:hint="default" w:ascii="Times New Roman" w:hAnsi="Times New Roman" w:cs="Times New Roman"/>
-                <w:b/>
-                <w:sz w:val="24"/>
-                <w:szCs w:val="24"/>
-                <w:highlight w:val="green"/>
+                <w:highlight w:val="none"/>
+              </w:rPr>
+            </w:pPr>
+            <w:r>
+              <w:rPr>
+                <w:rFonts w:hint="default" w:ascii="Times New Roman" w:hAnsi="Times New Roman" w:cs="Times New Roman"/>
+                <w:b/>
+                <w:sz w:val="24"/>
+                <w:szCs w:val="24"/>
+                <w:highlight w:val="none"/>
                 <w:lang w:eastAsia="fr-FR"/>
               </w:rPr>
               <w:t>Nombre d’échéance</w:t>
@@ -1749,6 +1801,7 @@
                 <w:rFonts w:hint="default" w:ascii="Times New Roman" w:hAnsi="Times New Roman" w:cs="Times New Roman"/>
                 <w:sz w:val="24"/>
                 <w:szCs w:val="24"/>
+                <w:highlight w:val="none"/>
               </w:rPr>
             </w:pPr>
             <w:r>
@@ -1758,6 +1811,7 @@
                 <w:bCs/>
                 <w:sz w:val="24"/>
                 <w:szCs w:val="24"/>
+                <w:highlight w:val="none"/>
                 <w:lang w:eastAsia="fr-FR"/>
               </w:rPr>
               <w:t>${contract.number_of_due_dates}</w:t>
@@ -1785,15 +1839,16 @@
                 <w:rFonts w:hint="default" w:ascii="Times New Roman" w:hAnsi="Times New Roman" w:cs="Times New Roman"/>
                 <w:sz w:val="24"/>
                 <w:szCs w:val="24"/>
-              </w:rPr>
-            </w:pPr>
-            <w:r>
-              <w:rPr>
-                <w:rFonts w:hint="default" w:ascii="Times New Roman" w:hAnsi="Times New Roman" w:cs="Times New Roman"/>
-                <w:b/>
-                <w:sz w:val="24"/>
-                <w:szCs w:val="24"/>
-                <w:highlight w:val="green"/>
+                <w:highlight w:val="none"/>
+              </w:rPr>
+            </w:pPr>
+            <w:r>
+              <w:rPr>
+                <w:rFonts w:hint="default" w:ascii="Times New Roman" w:hAnsi="Times New Roman" w:cs="Times New Roman"/>
+                <w:b/>
+                <w:sz w:val="24"/>
+                <w:szCs w:val="24"/>
+                <w:highlight w:val="none"/>
                 <w:lang w:eastAsia="fr-FR"/>
               </w:rPr>
               <w:t>Intérêts – Taux nominal (${contract.verbal_trial.tax_fee_interest_rate}%)</w:t>
@@ -1821,6 +1876,7 @@
                 <w:rFonts w:hint="default" w:ascii="Times New Roman" w:hAnsi="Times New Roman" w:cs="Times New Roman"/>
                 <w:sz w:val="24"/>
                 <w:szCs w:val="24"/>
+                <w:highlight w:val="none"/>
                 <w:lang w:val="en-US"/>
               </w:rPr>
             </w:pPr>
@@ -1831,6 +1887,7 @@
                 <w:bCs/>
                 <w:sz w:val="24"/>
                 <w:szCs w:val="24"/>
+                <w:highlight w:val="none"/>
                 <w:lang w:eastAsia="fr-FR"/>
               </w:rPr>
               <w:t>${contract.verbal_trial.tax_fee_interest_rate.value}</w:t>
@@ -1842,6 +1899,7 @@
                 <w:bCs/>
                 <w:sz w:val="24"/>
                 <w:szCs w:val="24"/>
+                <w:highlight w:val="none"/>
                 <w:lang w:val="en-US" w:eastAsia="fr-FR"/>
               </w:rPr>
               <w:t xml:space="preserve"> FCFA</w:t>
@@ -1882,15 +1940,16 @@
                 <w:rFonts w:hint="default" w:ascii="Times New Roman" w:hAnsi="Times New Roman" w:cs="Times New Roman"/>
                 <w:sz w:val="24"/>
                 <w:szCs w:val="24"/>
-              </w:rPr>
-            </w:pPr>
-            <w:r>
-              <w:rPr>
-                <w:rFonts w:hint="default" w:ascii="Times New Roman" w:hAnsi="Times New Roman" w:cs="Times New Roman"/>
-                <w:b/>
-                <w:sz w:val="24"/>
-                <w:szCs w:val="24"/>
-                <w:highlight w:val="yellow"/>
+                <w:highlight w:val="none"/>
+              </w:rPr>
+            </w:pPr>
+            <w:r>
+              <w:rPr>
+                <w:rFonts w:hint="default" w:ascii="Times New Roman" w:hAnsi="Times New Roman" w:cs="Times New Roman"/>
+                <w:b/>
+                <w:sz w:val="24"/>
+                <w:szCs w:val="24"/>
+                <w:highlight w:val="none"/>
                 <w:lang w:eastAsia="fr-FR"/>
               </w:rPr>
               <w:t>Source de remboursement</w:t>
@@ -1918,6 +1977,7 @@
                 <w:rFonts w:hint="default" w:ascii="Times New Roman" w:hAnsi="Times New Roman" w:cs="Times New Roman"/>
                 <w:sz w:val="24"/>
                 <w:szCs w:val="24"/>
+                <w:highlight w:val="none"/>
               </w:rPr>
             </w:pPr>
             <w:r>
@@ -1927,6 +1987,7 @@
                 <w:bCs/>
                 <w:sz w:val="24"/>
                 <w:szCs w:val="24"/>
+                <w:highlight w:val="none"/>
                 <w:lang w:eastAsia="fr-FR"/>
               </w:rPr>
               <w:t>${source_of_reimbursement</w:t>
@@ -1938,6 +1999,7 @@
                 <w:bCs/>
                 <w:sz w:val="24"/>
                 <w:szCs w:val="24"/>
+                <w:highlight w:val="none"/>
                 <w:lang w:val="en-US" w:eastAsia="fr-FR"/>
               </w:rPr>
               <w:t>.fr</w:t>
@@ -1949,6 +2011,7 @@
                 <w:bCs/>
                 <w:sz w:val="24"/>
                 <w:szCs w:val="24"/>
+                <w:highlight w:val="none"/>
                 <w:lang w:eastAsia="fr-FR"/>
               </w:rPr>
               <w:t>}</w:t>
@@ -1976,6 +2039,7 @@
                 <w:rFonts w:hint="default" w:ascii="Times New Roman" w:hAnsi="Times New Roman" w:cs="Times New Roman"/>
                 <w:sz w:val="24"/>
                 <w:szCs w:val="24"/>
+                <w:highlight w:val="none"/>
               </w:rPr>
             </w:pPr>
           </w:p>
@@ -2001,6 +2065,7 @@
                 <w:rFonts w:hint="default" w:ascii="Times New Roman" w:hAnsi="Times New Roman" w:cs="Times New Roman"/>
                 <w:sz w:val="24"/>
                 <w:szCs w:val="24"/>
+                <w:highlight w:val="none"/>
                 <w:lang w:val="en-US"/>
               </w:rPr>
             </w:pPr>
@@ -2040,15 +2105,16 @@
                 <w:rFonts w:hint="default" w:ascii="Times New Roman" w:hAnsi="Times New Roman" w:cs="Times New Roman"/>
                 <w:sz w:val="24"/>
                 <w:szCs w:val="24"/>
-              </w:rPr>
-            </w:pPr>
-            <w:r>
-              <w:rPr>
-                <w:rFonts w:hint="default" w:ascii="Times New Roman" w:hAnsi="Times New Roman" w:cs="Times New Roman"/>
-                <w:b/>
-                <w:sz w:val="24"/>
-                <w:szCs w:val="24"/>
-                <w:highlight w:val="green"/>
+                <w:highlight w:val="none"/>
+              </w:rPr>
+            </w:pPr>
+            <w:r>
+              <w:rPr>
+                <w:rFonts w:hint="default" w:ascii="Times New Roman" w:hAnsi="Times New Roman" w:cs="Times New Roman"/>
+                <w:b/>
+                <w:sz w:val="24"/>
+                <w:szCs w:val="24"/>
+                <w:highlight w:val="none"/>
                 <w:lang w:eastAsia="fr-FR"/>
               </w:rPr>
               <w:t>Nature de(s)  Garantie(s)</w:t>
@@ -2074,13 +2140,15 @@
                 <w:rFonts w:hint="default" w:ascii="Times New Roman" w:hAnsi="Times New Roman" w:cs="Times New Roman"/>
                 <w:sz w:val="24"/>
                 <w:szCs w:val="24"/>
-              </w:rPr>
-            </w:pPr>
-            <w:r>
-              <w:rPr>
-                <w:rFonts w:hint="default" w:ascii="Times New Roman" w:hAnsi="Times New Roman" w:cs="Times New Roman"/>
-                <w:sz w:val="24"/>
-                <w:szCs w:val="24"/>
+                <w:highlight w:val="none"/>
+              </w:rPr>
+            </w:pPr>
+            <w:r>
+              <w:rPr>
+                <w:rFonts w:hint="default" w:ascii="Times New Roman" w:hAnsi="Times New Roman" w:cs="Times New Roman"/>
+                <w:sz w:val="24"/>
+                <w:szCs w:val="24"/>
+                <w:highlight w:val="none"/>
               </w:rPr>
               <w:t>${guaranteeList}</w:t>
             </w:r>
@@ -2098,13 +2166,15 @@
                 <w:rFonts w:hint="default" w:ascii="Times New Roman" w:hAnsi="Times New Roman" w:cs="Times New Roman"/>
                 <w:sz w:val="24"/>
                 <w:szCs w:val="24"/>
-              </w:rPr>
-            </w:pPr>
-            <w:r>
-              <w:rPr>
-                <w:rFonts w:hint="default" w:ascii="Times New Roman" w:hAnsi="Times New Roman" w:cs="Times New Roman"/>
-                <w:sz w:val="24"/>
-                <w:szCs w:val="24"/>
+                <w:highlight w:val="none"/>
+              </w:rPr>
+            </w:pPr>
+            <w:r>
+              <w:rPr>
+                <w:rFonts w:hint="default" w:ascii="Times New Roman" w:hAnsi="Times New Roman" w:cs="Times New Roman"/>
+                <w:sz w:val="24"/>
+                <w:szCs w:val="24"/>
+                <w:highlight w:val="none"/>
               </w:rPr>
               <w:t>${type_of_guarantee.name} de ${value}</w:t>
             </w:r>
@@ -2113,6 +2183,7 @@
                 <w:rFonts w:hint="default" w:ascii="Times New Roman" w:hAnsi="Times New Roman" w:cs="Times New Roman"/>
                 <w:sz w:val="24"/>
                 <w:szCs w:val="24"/>
+                <w:highlight w:val="none"/>
                 <w:lang w:val="en-US"/>
               </w:rPr>
               <w:t xml:space="preserve"> FCFA: </w:t>
@@ -2122,6 +2193,7 @@
                 <w:rFonts w:hint="default" w:ascii="Times New Roman" w:hAnsi="Times New Roman" w:cs="Times New Roman"/>
                 <w:sz w:val="24"/>
                 <w:szCs w:val="24"/>
+                <w:highlight w:val="none"/>
               </w:rPr>
               <w:t> ${comment}</w:t>
             </w:r>
@@ -2134,13 +2206,15 @@
                 <w:rFonts w:hint="default" w:ascii="Times New Roman" w:hAnsi="Times New Roman" w:cs="Times New Roman"/>
                 <w:sz w:val="24"/>
                 <w:szCs w:val="24"/>
-              </w:rPr>
-            </w:pPr>
-            <w:r>
-              <w:rPr>
-                <w:rFonts w:hint="default" w:ascii="Times New Roman" w:hAnsi="Times New Roman" w:cs="Times New Roman"/>
-                <w:sz w:val="24"/>
-                <w:szCs w:val="24"/>
+                <w:highlight w:val="none"/>
+              </w:rPr>
+            </w:pPr>
+            <w:r>
+              <w:rPr>
+                <w:rFonts w:hint="default" w:ascii="Times New Roman" w:hAnsi="Times New Roman" w:cs="Times New Roman"/>
+                <w:sz w:val="24"/>
+                <w:szCs w:val="24"/>
+                <w:highlight w:val="none"/>
               </w:rPr>
               <w:t>${/guaranteeList}</w:t>
             </w:r>
@@ -2167,15 +2241,16 @@
                 <w:rFonts w:hint="default" w:ascii="Times New Roman" w:hAnsi="Times New Roman" w:cs="Times New Roman"/>
                 <w:sz w:val="24"/>
                 <w:szCs w:val="24"/>
-              </w:rPr>
-            </w:pPr>
-            <w:r>
-              <w:rPr>
-                <w:rFonts w:hint="default" w:ascii="Times New Roman" w:hAnsi="Times New Roman" w:cs="Times New Roman"/>
-                <w:b/>
-                <w:sz w:val="24"/>
-                <w:szCs w:val="24"/>
-                <w:highlight w:val="green"/>
+                <w:highlight w:val="none"/>
+              </w:rPr>
+            </w:pPr>
+            <w:r>
+              <w:rPr>
+                <w:rFonts w:hint="default" w:ascii="Times New Roman" w:hAnsi="Times New Roman" w:cs="Times New Roman"/>
+                <w:b/>
+                <w:sz w:val="24"/>
+                <w:szCs w:val="24"/>
+                <w:highlight w:val="none"/>
                 <w:lang w:eastAsia="fr-FR"/>
               </w:rPr>
               <w:t>Frais de dossier (${</w:t>
@@ -2186,7 +2261,7 @@
                 <w:b/>
                 <w:sz w:val="24"/>
                 <w:szCs w:val="24"/>
-                <w:highlight w:val="green"/>
+                <w:highlight w:val="none"/>
                 <w:lang w:val="en-US" w:eastAsia="fr-FR"/>
               </w:rPr>
               <w:t>contract.verbal_trial.</w:t>
@@ -2197,7 +2272,7 @@
                 <w:b/>
                 <w:sz w:val="24"/>
                 <w:szCs w:val="24"/>
-                <w:highlight w:val="green"/>
+                <w:highlight w:val="none"/>
                 <w:lang w:eastAsia="fr-FR"/>
               </w:rPr>
               <w:t>administrative_fees_percentage}%)</w:t>
@@ -2225,6 +2300,7 @@
                 <w:rFonts w:hint="default" w:ascii="Times New Roman" w:hAnsi="Times New Roman" w:cs="Times New Roman"/>
                 <w:sz w:val="24"/>
                 <w:szCs w:val="24"/>
+                <w:highlight w:val="none"/>
               </w:rPr>
             </w:pPr>
             <w:r>
@@ -2234,6 +2310,7 @@
                 <w:bCs/>
                 <w:sz w:val="24"/>
                 <w:szCs w:val="24"/>
+                <w:highlight w:val="none"/>
                 <w:lang w:eastAsia="fr-FR"/>
               </w:rPr>
               <w:t>${contract.verbal_trial.administrative_fees_percentage.value} FCFA</w:t>
@@ -2273,6 +2350,7 @@
                 <w:rFonts w:hint="default" w:ascii="Times New Roman" w:hAnsi="Times New Roman" w:cs="Times New Roman"/>
                 <w:sz w:val="24"/>
                 <w:szCs w:val="24"/>
+                <w:highlight w:val="none"/>
               </w:rPr>
             </w:pPr>
           </w:p>
@@ -2295,6 +2373,7 @@
                 <w:rFonts w:hint="default" w:ascii="Times New Roman" w:hAnsi="Times New Roman" w:cs="Times New Roman"/>
                 <w:sz w:val="24"/>
                 <w:szCs w:val="24"/>
+                <w:highlight w:val="none"/>
               </w:rPr>
             </w:pPr>
           </w:p>
@@ -2320,15 +2399,16 @@
                 <w:rFonts w:hint="default" w:ascii="Times New Roman" w:hAnsi="Times New Roman" w:cs="Times New Roman"/>
                 <w:sz w:val="24"/>
                 <w:szCs w:val="24"/>
-              </w:rPr>
-            </w:pPr>
-            <w:r>
-              <w:rPr>
-                <w:rFonts w:hint="default" w:ascii="Times New Roman" w:hAnsi="Times New Roman" w:cs="Times New Roman"/>
-                <w:b/>
-                <w:sz w:val="24"/>
-                <w:szCs w:val="24"/>
-                <w:highlight w:val="green"/>
+                <w:highlight w:val="none"/>
+              </w:rPr>
+            </w:pPr>
+            <w:r>
+              <w:rPr>
+                <w:rFonts w:hint="default" w:ascii="Times New Roman" w:hAnsi="Times New Roman" w:cs="Times New Roman"/>
+                <w:b/>
+                <w:sz w:val="24"/>
+                <w:szCs w:val="24"/>
+                <w:highlight w:val="none"/>
                 <w:lang w:eastAsia="fr-FR"/>
               </w:rPr>
               <w:t>Prime d’assurance</w:t>
@@ -2356,6 +2436,7 @@
                 <w:rFonts w:hint="default" w:ascii="Times New Roman" w:hAnsi="Times New Roman" w:cs="Times New Roman"/>
                 <w:sz w:val="24"/>
                 <w:szCs w:val="24"/>
+                <w:highlight w:val="none"/>
               </w:rPr>
             </w:pPr>
             <w:r>
@@ -2365,6 +2446,7 @@
                 <w:bCs/>
                 <w:sz w:val="24"/>
                 <w:szCs w:val="24"/>
+                <w:highlight w:val="none"/>
                 <w:lang w:eastAsia="fr-FR"/>
               </w:rPr>
               <w:t xml:space="preserve">${contract.verbal_trial.insurance_premium} </w:t>
@@ -2407,6 +2489,7 @@
                 <w:bCs/>
                 <w:sz w:val="24"/>
                 <w:szCs w:val="24"/>
+                <w:highlight w:val="none"/>
                 <w:lang w:eastAsia="fr-FR"/>
               </w:rPr>
             </w:pPr>
@@ -2435,6 +2518,7 @@
                 <w:bCs/>
                 <w:sz w:val="24"/>
                 <w:szCs w:val="24"/>
+                <w:highlight w:val="none"/>
                 <w:lang w:eastAsia="fr-FR"/>
               </w:rPr>
             </w:pPr>
@@ -2461,15 +2545,16 @@
                 <w:rFonts w:hint="default" w:ascii="Times New Roman" w:hAnsi="Times New Roman" w:cs="Times New Roman"/>
                 <w:sz w:val="24"/>
                 <w:szCs w:val="24"/>
-              </w:rPr>
-            </w:pPr>
-            <w:r>
-              <w:rPr>
-                <w:rFonts w:hint="default" w:ascii="Times New Roman" w:hAnsi="Times New Roman" w:cs="Times New Roman"/>
-                <w:b/>
-                <w:sz w:val="24"/>
-                <w:szCs w:val="24"/>
-                <w:highlight w:val="green"/>
+                <w:highlight w:val="none"/>
+              </w:rPr>
+            </w:pPr>
+            <w:r>
+              <w:rPr>
+                <w:rFonts w:hint="default" w:ascii="Times New Roman" w:hAnsi="Times New Roman" w:cs="Times New Roman"/>
+                <w:b/>
+                <w:sz w:val="24"/>
+                <w:szCs w:val="24"/>
+                <w:highlight w:val="none"/>
                 <w:lang w:eastAsia="fr-FR"/>
               </w:rPr>
               <w:t>Prime de risque (${contract.risk_premium_percentage}%)</w:t>
@@ -2495,6 +2580,7 @@
                 <w:b/>
                 <w:sz w:val="24"/>
                 <w:szCs w:val="24"/>
+                <w:highlight w:val="none"/>
                 <w:lang w:val="en-US" w:eastAsia="fr-FR"/>
               </w:rPr>
             </w:pPr>
@@ -2504,6 +2590,7 @@
                 <w:b/>
                 <w:sz w:val="24"/>
                 <w:szCs w:val="24"/>
+                <w:highlight w:val="none"/>
                 <w:lang w:eastAsia="fr-FR"/>
               </w:rPr>
               <w:t>${contract.risk_premium_percentage</w:t>
@@ -2514,6 +2601,7 @@
                 <w:b/>
                 <w:sz w:val="24"/>
                 <w:szCs w:val="24"/>
+                <w:highlight w:val="none"/>
                 <w:lang w:val="en-US" w:eastAsia="fr-FR"/>
               </w:rPr>
               <w:t>.value</w:t>
@@ -2524,6 +2612,7 @@
                 <w:b/>
                 <w:sz w:val="24"/>
                 <w:szCs w:val="24"/>
+                <w:highlight w:val="none"/>
                 <w:lang w:eastAsia="fr-FR"/>
               </w:rPr>
               <w:t>}</w:t>
@@ -2534,6 +2623,7 @@
                 <w:b/>
                 <w:sz w:val="24"/>
                 <w:szCs w:val="24"/>
+                <w:highlight w:val="none"/>
                 <w:lang w:val="en-US" w:eastAsia="fr-FR"/>
               </w:rPr>
               <w:t xml:space="preserve"> FCFA</w:t>
@@ -2574,15 +2664,16 @@
                 <w:rFonts w:hint="default" w:ascii="Times New Roman" w:hAnsi="Times New Roman" w:cs="Times New Roman"/>
                 <w:sz w:val="24"/>
                 <w:szCs w:val="24"/>
-              </w:rPr>
-            </w:pPr>
-            <w:r>
-              <w:rPr>
-                <w:rFonts w:hint="default" w:ascii="Times New Roman" w:hAnsi="Times New Roman" w:cs="Times New Roman"/>
-                <w:b/>
-                <w:sz w:val="24"/>
-                <w:szCs w:val="24"/>
-                <w:highlight w:val="green"/>
+                <w:highlight w:val="none"/>
+              </w:rPr>
+            </w:pPr>
+            <w:r>
+              <w:rPr>
+                <w:rFonts w:hint="default" w:ascii="Times New Roman" w:hAnsi="Times New Roman" w:cs="Times New Roman"/>
+                <w:b/>
+                <w:sz w:val="24"/>
+                <w:szCs w:val="24"/>
+                <w:highlight w:val="none"/>
                 <w:lang w:eastAsia="fr-FR"/>
               </w:rPr>
               <w:t>Montant de(s) garantie(s)</w:t>
@@ -2612,6 +2703,7 @@
                 <w:bCs/>
                 <w:sz w:val="24"/>
                 <w:szCs w:val="24"/>
+                <w:highlight w:val="none"/>
                 <w:lang w:val="en-US" w:eastAsia="fr-FR"/>
               </w:rPr>
             </w:pPr>
@@ -2622,6 +2714,7 @@
                 <w:bCs/>
                 <w:sz w:val="24"/>
                 <w:szCs w:val="24"/>
+                <w:highlight w:val="none"/>
                 <w:lang w:val="en-US" w:eastAsia="fr-FR"/>
               </w:rPr>
               <w:t>${guarantee_amount_total} FCFA</w:t>
@@ -2649,15 +2742,16 @@
                 <w:rFonts w:hint="default" w:ascii="Times New Roman" w:hAnsi="Times New Roman" w:cs="Times New Roman"/>
                 <w:sz w:val="24"/>
                 <w:szCs w:val="24"/>
-              </w:rPr>
-            </w:pPr>
-            <w:r>
-              <w:rPr>
-                <w:rFonts w:hint="default" w:ascii="Times New Roman" w:hAnsi="Times New Roman" w:cs="Times New Roman"/>
-                <w:b/>
-                <w:sz w:val="24"/>
-                <w:szCs w:val="24"/>
-                <w:highlight w:val="yellow"/>
+                <w:highlight w:val="none"/>
+              </w:rPr>
+            </w:pPr>
+            <w:r>
+              <w:rPr>
+                <w:rFonts w:hint="default" w:ascii="Times New Roman" w:hAnsi="Times New Roman" w:cs="Times New Roman"/>
+                <w:b/>
+                <w:sz w:val="24"/>
+                <w:szCs w:val="24"/>
+                <w:highlight w:val="none"/>
                 <w:lang w:eastAsia="fr-FR"/>
               </w:rPr>
               <w:t>Autres frais (%)</w:t>
@@ -2685,6 +2779,7 @@
                 <w:rFonts w:hint="default" w:ascii="Times New Roman" w:hAnsi="Times New Roman" w:cs="Times New Roman"/>
                 <w:sz w:val="24"/>
                 <w:szCs w:val="24"/>
+                <w:highlight w:val="none"/>
               </w:rPr>
             </w:pPr>
             <w:r>
@@ -2694,6 +2789,7 @@
                 <w:bCs/>
                 <w:sz w:val="24"/>
                 <w:szCs w:val="24"/>
+                <w:highlight w:val="none"/>
                 <w:lang w:eastAsia="fr-FR"/>
               </w:rPr>
               <w:t>${other_expenses}</w:t>
@@ -2736,7 +2832,7 @@
                 <w:bCs/>
                 <w:sz w:val="24"/>
                 <w:szCs w:val="24"/>
-                <w:highlight w:val="yellow"/>
+                <w:highlight w:val="none"/>
                 <w:lang w:eastAsia="fr-FR"/>
               </w:rPr>
             </w:pPr>
@@ -2747,7 +2843,7 @@
                 <w:color w:val="FFC000"/>
                 <w:sz w:val="24"/>
                 <w:szCs w:val="24"/>
-                <w:highlight w:val="yellow"/>
+                <w:highlight w:val="none"/>
                 <w:lang w:eastAsia="fr-FR"/>
               </w:rPr>
               <w:t>Dépôt de garantie 20%</w:t>
@@ -2777,7 +2873,7 @@
                 <w:bCs/>
                 <w:sz w:val="24"/>
                 <w:szCs w:val="24"/>
-                <w:highlight w:val="yellow"/>
+                <w:highlight w:val="none"/>
                 <w:lang w:val="en-US" w:eastAsia="fr-FR"/>
               </w:rPr>
             </w:pPr>
@@ -2788,6 +2884,7 @@
                 <w:bCs/>
                 <w:sz w:val="24"/>
                 <w:szCs w:val="24"/>
+                <w:highlight w:val="none"/>
                 <w:lang w:val="en-US" w:eastAsia="fr-FR"/>
               </w:rPr>
               <w:t>${security_deposit} FCFA</w:t>
@@ -2815,15 +2912,16 @@
                 <w:rFonts w:hint="default" w:ascii="Times New Roman" w:hAnsi="Times New Roman" w:cs="Times New Roman"/>
                 <w:sz w:val="24"/>
                 <w:szCs w:val="24"/>
-              </w:rPr>
-            </w:pPr>
-            <w:r>
-              <w:rPr>
-                <w:rFonts w:hint="default" w:ascii="Times New Roman" w:hAnsi="Times New Roman" w:cs="Times New Roman"/>
-                <w:b/>
-                <w:sz w:val="24"/>
-                <w:szCs w:val="24"/>
-                <w:highlight w:val="yellow"/>
+                <w:highlight w:val="none"/>
+              </w:rPr>
+            </w:pPr>
+            <w:r>
+              <w:rPr>
+                <w:rFonts w:hint="default" w:ascii="Times New Roman" w:hAnsi="Times New Roman" w:cs="Times New Roman"/>
+                <w:b/>
+                <w:sz w:val="24"/>
+                <w:szCs w:val="24"/>
+                <w:highlight w:val="none"/>
                 <w:lang w:eastAsia="fr-FR"/>
               </w:rPr>
               <w:t>TEG</w:t>
@@ -2851,6 +2949,7 @@
                 <w:rFonts w:hint="default" w:ascii="Times New Roman" w:hAnsi="Times New Roman" w:cs="Times New Roman"/>
                 <w:sz w:val="24"/>
                 <w:szCs w:val="24"/>
+                <w:highlight w:val="none"/>
                 <w:lang w:val="en-US"/>
               </w:rPr>
             </w:pPr>
@@ -2861,6 +2960,7 @@
                 <w:bCs/>
                 <w:sz w:val="24"/>
                 <w:szCs w:val="24"/>
+                <w:highlight w:val="none"/>
                 <w:lang w:eastAsia="fr-FR"/>
               </w:rPr>
               <w:t>${teg}</w:t>
@@ -2872,6 +2972,7 @@
                 <w:bCs/>
                 <w:sz w:val="24"/>
                 <w:szCs w:val="24"/>
+                <w:highlight w:val="none"/>
                 <w:lang w:val="en-US" w:eastAsia="fr-FR"/>
               </w:rPr>
               <w:t xml:space="preserve"> FCFA</w:t>
@@ -2913,7 +3014,7 @@
                 <w:b/>
                 <w:sz w:val="24"/>
                 <w:szCs w:val="24"/>
-                <w:highlight w:val="yellow"/>
+                <w:highlight w:val="none"/>
                 <w:lang w:eastAsia="fr-FR"/>
               </w:rPr>
             </w:pPr>
@@ -2924,7 +3025,7 @@
                 <w:color w:val="F79646"/>
                 <w:sz w:val="24"/>
                 <w:szCs w:val="24"/>
-                <w:highlight w:val="yellow"/>
+                <w:highlight w:val="none"/>
                 <w:lang w:eastAsia="fr-FR"/>
               </w:rPr>
               <w:t xml:space="preserve">Intérêts </w:t>
@@ -2953,6 +3054,7 @@
                 <w:rFonts w:hint="default" w:ascii="Times New Roman" w:hAnsi="Times New Roman" w:cs="Times New Roman"/>
                 <w:sz w:val="24"/>
                 <w:szCs w:val="24"/>
+                <w:highlight w:val="none"/>
               </w:rPr>
             </w:pPr>
           </w:p>
@@ -2991,15 +3093,16 @@
                 <w:rFonts w:hint="default" w:ascii="Times New Roman" w:hAnsi="Times New Roman" w:cs="Times New Roman"/>
                 <w:sz w:val="24"/>
                 <w:szCs w:val="24"/>
-              </w:rPr>
-            </w:pPr>
-            <w:r>
-              <w:rPr>
-                <w:rFonts w:hint="default" w:ascii="Times New Roman" w:hAnsi="Times New Roman" w:cs="Times New Roman"/>
-                <w:b/>
-                <w:sz w:val="24"/>
-                <w:szCs w:val="24"/>
-                <w:highlight w:val="yellow"/>
+                <w:highlight w:val="none"/>
+              </w:rPr>
+            </w:pPr>
+            <w:r>
+              <w:rPr>
+                <w:rFonts w:hint="default" w:ascii="Times New Roman" w:hAnsi="Times New Roman" w:cs="Times New Roman"/>
+                <w:b/>
+                <w:sz w:val="24"/>
+                <w:szCs w:val="24"/>
+                <w:highlight w:val="none"/>
                 <w:lang w:eastAsia="fr-FR"/>
               </w:rPr>
               <w:t>Date d’approbation du crédit</w:t>
@@ -3028,6 +3131,7 @@
                 <w:rFonts w:hint="default" w:ascii="Times New Roman" w:hAnsi="Times New Roman" w:cs="Times New Roman"/>
                 <w:sz w:val="24"/>
                 <w:szCs w:val="24"/>
+                <w:highlight w:val="none"/>
               </w:rPr>
             </w:pPr>
             <w:r>
@@ -3037,6 +3141,7 @@
                 <w:bCs/>
                 <w:sz w:val="24"/>
                 <w:szCs w:val="24"/>
+                <w:highlight w:val="none"/>
                 <w:lang w:eastAsia="fr-FR"/>
               </w:rPr>
               <w:t>${date_of_approval}</w:t>
@@ -3052,6 +3157,7 @@
                 <w:rFonts w:hint="default" w:ascii="Times New Roman" w:hAnsi="Times New Roman" w:cs="Times New Roman"/>
                 <w:sz w:val="24"/>
                 <w:szCs w:val="24"/>
+                <w:highlight w:val="none"/>
               </w:rPr>
             </w:pPr>
             <w:r>
@@ -3061,6 +3167,7 @@
                 <w:bCs/>
                 <w:sz w:val="24"/>
                 <w:szCs w:val="24"/>
+                <w:highlight w:val="none"/>
                 <w:lang w:eastAsia="fr-FR"/>
               </w:rPr>
               <w:t xml:space="preserve">    </w:t>
@@ -3102,17 +3209,17 @@
                 <w:b/>
                 <w:sz w:val="24"/>
                 <w:szCs w:val="24"/>
-                <w:highlight w:val="yellow"/>
-                <w:lang w:eastAsia="fr-FR"/>
-              </w:rPr>
-            </w:pPr>
-            <w:r>
-              <w:rPr>
-                <w:rFonts w:hint="default" w:ascii="Times New Roman" w:hAnsi="Times New Roman" w:cs="Times New Roman"/>
-                <w:b/>
-                <w:sz w:val="24"/>
-                <w:szCs w:val="24"/>
-                <w:highlight w:val="yellow"/>
+                <w:highlight w:val="none"/>
+                <w:lang w:eastAsia="fr-FR"/>
+              </w:rPr>
+            </w:pPr>
+            <w:r>
+              <w:rPr>
+                <w:rFonts w:hint="default" w:ascii="Times New Roman" w:hAnsi="Times New Roman" w:cs="Times New Roman"/>
+                <w:b/>
+                <w:sz w:val="24"/>
+                <w:szCs w:val="24"/>
+                <w:highlight w:val="none"/>
                 <w:lang w:eastAsia="fr-FR"/>
               </w:rPr>
               <w:t>Instructions du département Risque et crédit</w:t>
@@ -3129,7 +3236,7 @@
                 <w:b/>
                 <w:sz w:val="24"/>
                 <w:szCs w:val="24"/>
-                <w:highlight w:val="yellow"/>
+                <w:highlight w:val="none"/>
                 <w:lang w:eastAsia="fr-FR"/>
               </w:rPr>
             </w:pPr>
@@ -3156,6 +3263,7 @@
                 <w:rFonts w:hint="default" w:ascii="Times New Roman" w:hAnsi="Times New Roman" w:cs="Times New Roman"/>
                 <w:sz w:val="24"/>
                 <w:szCs w:val="24"/>
+                <w:highlight w:val="none"/>
               </w:rPr>
             </w:pPr>
             <w:r>
@@ -3165,6 +3273,7 @@
                 <w:bCs/>
                 <w:sz w:val="24"/>
                 <w:szCs w:val="24"/>
+                <w:highlight w:val="none"/>
                 <w:lang w:eastAsia="fr-FR"/>
               </w:rPr>
               <w:t>${instructions_from_the_risk_and_credit_department}</w:t>
@@ -3191,15 +3300,16 @@
                 <w:rFonts w:hint="default" w:ascii="Times New Roman" w:hAnsi="Times New Roman" w:cs="Times New Roman"/>
                 <w:sz w:val="24"/>
                 <w:szCs w:val="24"/>
-              </w:rPr>
-            </w:pPr>
-            <w:r>
-              <w:rPr>
-                <w:rFonts w:hint="default" w:ascii="Times New Roman" w:hAnsi="Times New Roman" w:cs="Times New Roman"/>
-                <w:b/>
-                <w:sz w:val="24"/>
-                <w:szCs w:val="24"/>
-                <w:highlight w:val="yellow"/>
+                <w:highlight w:val="none"/>
+              </w:rPr>
+            </w:pPr>
+            <w:r>
+              <w:rPr>
+                <w:rFonts w:hint="default" w:ascii="Times New Roman" w:hAnsi="Times New Roman" w:cs="Times New Roman"/>
+                <w:b/>
+                <w:sz w:val="24"/>
+                <w:szCs w:val="24"/>
+                <w:highlight w:val="none"/>
                 <w:lang w:eastAsia="fr-FR"/>
               </w:rPr>
               <w:t>Prime d’assurance  part SUNU</w:t>
@@ -3210,6 +3320,7 @@
                 <w:b/>
                 <w:sz w:val="24"/>
                 <w:szCs w:val="24"/>
+                <w:highlight w:val="none"/>
                 <w:lang w:eastAsia="fr-FR"/>
               </w:rPr>
               <w:t xml:space="preserve"> </w:t>
@@ -3239,6 +3350,7 @@
                 <w:bCs/>
                 <w:sz w:val="24"/>
                 <w:szCs w:val="24"/>
+                <w:highlight w:val="none"/>
                 <w:lang w:eastAsia="fr-FR"/>
               </w:rPr>
             </w:pPr>
@@ -3278,15 +3390,16 @@
                 <w:rFonts w:hint="default" w:ascii="Times New Roman" w:hAnsi="Times New Roman" w:cs="Times New Roman"/>
                 <w:sz w:val="24"/>
                 <w:szCs w:val="24"/>
-              </w:rPr>
-            </w:pPr>
-            <w:r>
-              <w:rPr>
-                <w:rFonts w:hint="default" w:ascii="Times New Roman" w:hAnsi="Times New Roman" w:cs="Times New Roman"/>
-                <w:b/>
-                <w:sz w:val="24"/>
-                <w:szCs w:val="24"/>
-                <w:highlight w:val="yellow"/>
+                <w:highlight w:val="none"/>
+              </w:rPr>
+            </w:pPr>
+            <w:r>
+              <w:rPr>
+                <w:rFonts w:hint="default" w:ascii="Times New Roman" w:hAnsi="Times New Roman" w:cs="Times New Roman"/>
+                <w:b/>
+                <w:sz w:val="24"/>
+                <w:szCs w:val="24"/>
+                <w:highlight w:val="none"/>
                 <w:lang w:eastAsia="fr-FR"/>
               </w:rPr>
               <w:t>N° Encours prêt à solder</w:t>
@@ -3316,6 +3429,7 @@
                 <w:bCs/>
                 <w:sz w:val="24"/>
                 <w:szCs w:val="24"/>
+                <w:highlight w:val="none"/>
                 <w:lang w:val="en-US" w:eastAsia="fr-FR"/>
               </w:rPr>
             </w:pPr>
@@ -3326,6 +3440,7 @@
                 <w:bCs/>
                 <w:sz w:val="24"/>
                 <w:szCs w:val="24"/>
+                <w:highlight w:val="none"/>
                 <w:lang w:val="en-US" w:eastAsia="fr-FR"/>
               </w:rPr>
               <w:t>${outstanding_number_ready_to_settle}</w:t>
@@ -3352,6 +3467,7 @@
                 <w:rFonts w:hint="default" w:ascii="Times New Roman" w:hAnsi="Times New Roman" w:cs="Times New Roman"/>
                 <w:sz w:val="24"/>
                 <w:szCs w:val="24"/>
+                <w:highlight w:val="none"/>
               </w:rPr>
             </w:pPr>
             <w:r>
@@ -3361,7 +3477,7 @@
                 <w:color w:val="F79646"/>
                 <w:sz w:val="24"/>
                 <w:szCs w:val="24"/>
-                <w:highlight w:val="yellow"/>
+                <w:highlight w:val="none"/>
                 <w:lang w:eastAsia="fr-FR"/>
               </w:rPr>
               <w:t xml:space="preserve">Total </w:t>
@@ -3389,6 +3505,7 @@
                 <w:rFonts w:hint="default" w:ascii="Times New Roman" w:hAnsi="Times New Roman" w:cs="Times New Roman"/>
                 <w:sz w:val="24"/>
                 <w:szCs w:val="24"/>
+                <w:highlight w:val="none"/>
               </w:rPr>
             </w:pPr>
             <w:r>
@@ -3398,6 +3515,7 @@
                 <w:bCs/>
                 <w:sz w:val="24"/>
                 <w:szCs w:val="24"/>
+                <w:highlight w:val="none"/>
                 <w:lang w:eastAsia="fr-FR"/>
               </w:rPr>
               <w:t xml:space="preserve">251 637 FCFA </w:t>
@@ -3439,15 +3557,17 @@
                 <w:b/>
                 <w:sz w:val="24"/>
                 <w:szCs w:val="24"/>
-                <w:lang w:eastAsia="fr-FR"/>
-              </w:rPr>
-            </w:pPr>
-            <w:r>
-              <w:rPr>
-                <w:rFonts w:hint="default" w:ascii="Times New Roman" w:hAnsi="Times New Roman" w:cs="Times New Roman"/>
-                <w:b/>
-                <w:sz w:val="24"/>
-                <w:szCs w:val="24"/>
+                <w:highlight w:val="none"/>
+                <w:lang w:eastAsia="fr-FR"/>
+              </w:rPr>
+            </w:pPr>
+            <w:r>
+              <w:rPr>
+                <w:rFonts w:hint="default" w:ascii="Times New Roman" w:hAnsi="Times New Roman" w:cs="Times New Roman"/>
+                <w:b/>
+                <w:sz w:val="24"/>
+                <w:szCs w:val="24"/>
+                <w:highlight w:val="none"/>
                 <w:lang w:eastAsia="fr-FR"/>
               </w:rPr>
               <w:t>Visa Administrateur Crédit</w:t>
@@ -3464,21 +3584,23 @@
                 <w:b/>
                 <w:sz w:val="24"/>
                 <w:szCs w:val="24"/>
-                <w:lang w:eastAsia="fr-FR"/>
-              </w:rPr>
-            </w:pPr>
-          </w:p>
-          <w:p>
-            <w:pPr>
-              <w:tabs>
-                <w:tab w:val="left" w:pos="3969"/>
-              </w:tabs>
-              <w:spacing w:before="0" w:after="0" w:line="240" w:lineRule="auto"/>
-              <w:rPr>
-                <w:rFonts w:hint="default" w:ascii="Times New Roman" w:hAnsi="Times New Roman" w:cs="Times New Roman"/>
-                <w:b/>
-                <w:sz w:val="24"/>
-                <w:szCs w:val="24"/>
+                <w:highlight w:val="none"/>
+                <w:lang w:eastAsia="fr-FR"/>
+              </w:rPr>
+            </w:pPr>
+          </w:p>
+          <w:p>
+            <w:pPr>
+              <w:tabs>
+                <w:tab w:val="left" w:pos="3969"/>
+              </w:tabs>
+              <w:spacing w:before="0" w:after="0" w:line="240" w:lineRule="auto"/>
+              <w:rPr>
+                <w:rFonts w:hint="default" w:ascii="Times New Roman" w:hAnsi="Times New Roman" w:cs="Times New Roman"/>
+                <w:b/>
+                <w:sz w:val="24"/>
+                <w:szCs w:val="24"/>
+                <w:highlight w:val="none"/>
                 <w:lang w:eastAsia="fr-FR"/>
               </w:rPr>
             </w:pPr>
@@ -3506,15 +3628,17 @@
                 <w:b/>
                 <w:sz w:val="24"/>
                 <w:szCs w:val="24"/>
-                <w:lang w:eastAsia="fr-FR"/>
-              </w:rPr>
-            </w:pPr>
-            <w:r>
-              <w:rPr>
-                <w:rFonts w:hint="default" w:ascii="Times New Roman" w:hAnsi="Times New Roman" w:cs="Times New Roman"/>
-                <w:b/>
-                <w:sz w:val="24"/>
-                <w:szCs w:val="24"/>
+                <w:highlight w:val="none"/>
+                <w:lang w:eastAsia="fr-FR"/>
+              </w:rPr>
+            </w:pPr>
+            <w:r>
+              <w:rPr>
+                <w:rFonts w:hint="default" w:ascii="Times New Roman" w:hAnsi="Times New Roman" w:cs="Times New Roman"/>
+                <w:b/>
+                <w:sz w:val="24"/>
+                <w:szCs w:val="24"/>
+                <w:highlight w:val="none"/>
                 <w:lang w:eastAsia="fr-FR"/>
               </w:rPr>
               <w:t>Visa Head Credit</w:t>
@@ -3528,6 +3652,7 @@
                 <w:b/>
                 <w:sz w:val="24"/>
                 <w:szCs w:val="24"/>
+                <w:highlight w:val="none"/>
                 <w:lang w:eastAsia="fr-FR"/>
               </w:rPr>
             </w:pPr>
@@ -3556,15 +3681,17 @@
                 <w:b/>
                 <w:sz w:val="24"/>
                 <w:szCs w:val="24"/>
-                <w:lang w:eastAsia="fr-FR"/>
-              </w:rPr>
-            </w:pPr>
-            <w:r>
-              <w:rPr>
-                <w:rFonts w:hint="default" w:ascii="Times New Roman" w:hAnsi="Times New Roman" w:cs="Times New Roman"/>
-                <w:b/>
-                <w:sz w:val="24"/>
-                <w:szCs w:val="24"/>
+                <w:highlight w:val="none"/>
+                <w:lang w:eastAsia="fr-FR"/>
+              </w:rPr>
+            </w:pPr>
+            <w:r>
+              <w:rPr>
+                <w:rFonts w:hint="default" w:ascii="Times New Roman" w:hAnsi="Times New Roman" w:cs="Times New Roman"/>
+                <w:b/>
+                <w:sz w:val="24"/>
+                <w:szCs w:val="24"/>
+                <w:highlight w:val="none"/>
                 <w:lang w:eastAsia="fr-FR"/>
               </w:rPr>
               <w:t>Visa Departement</w:t>
@@ -3581,15 +3708,17 @@
                 <w:b/>
                 <w:sz w:val="24"/>
                 <w:szCs w:val="24"/>
-                <w:lang w:eastAsia="fr-FR"/>
-              </w:rPr>
-            </w:pPr>
-            <w:r>
-              <w:rPr>
-                <w:rFonts w:hint="default" w:ascii="Times New Roman" w:hAnsi="Times New Roman" w:cs="Times New Roman"/>
-                <w:b/>
-                <w:sz w:val="24"/>
-                <w:szCs w:val="24"/>
+                <w:highlight w:val="none"/>
+                <w:lang w:eastAsia="fr-FR"/>
+              </w:rPr>
+            </w:pPr>
+            <w:r>
+              <w:rPr>
+                <w:rFonts w:hint="default" w:ascii="Times New Roman" w:hAnsi="Times New Roman" w:cs="Times New Roman"/>
+                <w:b/>
+                <w:sz w:val="24"/>
+                <w:szCs w:val="24"/>
+                <w:highlight w:val="none"/>
                 <w:lang w:eastAsia="fr-FR"/>
               </w:rPr>
               <w:t>Opérations Contrôle</w:t>
@@ -3606,6 +3735,7 @@
                 <w:b/>
                 <w:sz w:val="24"/>
                 <w:szCs w:val="24"/>
+                <w:highlight w:val="none"/>
                 <w:lang w:eastAsia="fr-FR"/>
               </w:rPr>
             </w:pPr>
@@ -3619,6 +3749,7 @@
           <w:rFonts w:hint="default" w:ascii="Times New Roman" w:hAnsi="Times New Roman" w:cs="Times New Roman"/>
           <w:sz w:val="24"/>
           <w:szCs w:val="24"/>
+          <w:highlight w:val="none"/>
         </w:rPr>
       </w:pPr>
     </w:p>

--- a/document_templates/CATs/CAT.docx
+++ b/document_templates/CATs/CAT.docx
@@ -58,6 +58,14 @@
         <w:gridCol w:w="4873"/>
       </w:tblGrid>
       <w:tr>
+        <w:tblPrEx>
+          <w:tblCellMar>
+            <w:top w:w="0" w:type="dxa"/>
+            <w:left w:w="108" w:type="dxa"/>
+            <w:bottom w:w="0" w:type="dxa"/>
+            <w:right w:w="108" w:type="dxa"/>
+          </w:tblCellMar>
+        </w:tblPrEx>
         <w:trPr>
           <w:trHeight w:val="90" w:hRule="atLeast"/>
         </w:trPr>
@@ -764,8 +772,6 @@
           <w:lang w:eastAsia="fr-FR"/>
         </w:rPr>
       </w:pPr>
-      <w:bookmarkStart w:id="0" w:name="_GoBack"/>
-      <w:bookmarkEnd w:id="0"/>
       <w:r>
         <w:rPr>
           <w:rFonts w:hint="default" w:ascii="Times New Roman" w:hAnsi="Times New Roman" w:cs="Times New Roman"/>
@@ -1316,18 +1322,7 @@
                 <w:highlight w:val="none"/>
                 <w:lang w:eastAsia="fr-FR"/>
               </w:rPr>
-              <w:t>Secteur</w:t>
-            </w:r>
-            <w:r>
-              <w:rPr>
-                <w:rFonts w:hint="default" w:ascii="Times New Roman" w:hAnsi="Times New Roman" w:cs="Times New Roman"/>
-                <w:b/>
-                <w:sz w:val="24"/>
-                <w:szCs w:val="24"/>
-                <w:highlight w:val="none"/>
-                <w:lang w:eastAsia="fr-FR"/>
-              </w:rPr>
-              <w:t xml:space="preserve"> </w:t>
+              <w:t xml:space="preserve">Secteur </w:t>
             </w:r>
           </w:p>
         </w:tc>
@@ -1499,7 +1494,7 @@
                 <w:sz w:val="24"/>
                 <w:szCs w:val="24"/>
                 <w:highlight w:val="none"/>
-                <w:shd w:val="clear" w:color="auto" w:fill="00FF00"/>
+                <w:shd w:val="clear" w:color="auto"/>
                 <w:lang w:eastAsia="fr-FR"/>
               </w:rPr>
               <w:t>Chargé d’affaire</w:t>
@@ -3312,18 +3307,7 @@
                 <w:highlight w:val="none"/>
                 <w:lang w:eastAsia="fr-FR"/>
               </w:rPr>
-              <w:t>Prime d’assurance  part SUNU</w:t>
-            </w:r>
-            <w:r>
-              <w:rPr>
-                <w:rFonts w:hint="default" w:ascii="Times New Roman" w:hAnsi="Times New Roman" w:cs="Times New Roman"/>
-                <w:b/>
-                <w:sz w:val="24"/>
-                <w:szCs w:val="24"/>
-                <w:highlight w:val="none"/>
-                <w:lang w:eastAsia="fr-FR"/>
-              </w:rPr>
-              <w:t xml:space="preserve"> </w:t>
+              <w:t xml:space="preserve">Prime d’assurance  part SUNU </w:t>
             </w:r>
           </w:p>
         </w:tc>
@@ -3981,6 +3965,61 @@
           </a:graphic>
         </wp:inline>
       </w:drawing>
+    </w:r>
+  </w:p>
+  <w:p>
+    <w:pPr>
+      <w:pStyle w:val="8"/>
+      <w:jc w:val="left"/>
+      <w:rPr>
+        <w:rFonts w:hint="default"/>
+        <w:lang w:val="en-US"/>
+      </w:rPr>
+    </w:pPr>
+    <w:r>
+      <w:rPr>
+        <w:rFonts w:hint="default"/>
+        <w:lang w:val="en-US"/>
+      </w:rPr>
+      <w:t xml:space="preserve">N° </w:t>
+    </w:r>
+    <w:r>
+      <w:rPr>
+        <w:rFonts w:hint="default" w:ascii="Times New Roman" w:hAnsi="Times New Roman" w:cs="Times New Roman"/>
+        <w:b/>
+        <w:bCs/>
+        <w:sz w:val="24"/>
+        <w:szCs w:val="24"/>
+        <w:highlight w:val="none"/>
+        <w:lang w:eastAsia="fr-FR"/>
+      </w:rPr>
+      <w:t>${contract.verbal_trial</w:t>
+    </w:r>
+    <w:r>
+      <w:rPr>
+        <w:rFonts w:hint="default" w:ascii="Times New Roman" w:hAnsi="Times New Roman" w:cs="Times New Roman"/>
+        <w:b/>
+        <w:bCs/>
+        <w:sz w:val="24"/>
+        <w:szCs w:val="24"/>
+        <w:highlight w:val="none"/>
+        <w:lang w:val="en-US" w:eastAsia="fr-FR"/>
+      </w:rPr>
+      <w:t>.committee_id</w:t>
+    </w:r>
+    <w:bookmarkStart w:id="0" w:name="_GoBack"/>
+    <w:bookmarkEnd w:id="0"/>
+    <w:r>
+      <w:rPr>
+        <w:rFonts w:hint="default" w:ascii="Times New Roman" w:hAnsi="Times New Roman" w:cs="Times New Roman"/>
+        <w:b/>
+        <w:bCs/>
+        <w:sz w:val="24"/>
+        <w:szCs w:val="24"/>
+        <w:highlight w:val="none"/>
+        <w:lang w:val="en-US" w:eastAsia="fr-FR"/>
+      </w:rPr>
+      <w:t>}</w:t>
     </w:r>
   </w:p>
 </w:hdr>
